--- a/a7/build/out/u4/A7 4.05  Question Bank - Additional.docx
+++ b/a7/build/out/u4/A7 4.05  Question Bank - Additional.docx
@@ -1737,7 +1737,7 @@
                     <a:graphicData uri="http://schemas.openxmlformats.org/drawingml/2006/picture">
                       <pic:pic>
                         <pic:nvPicPr>
-                          <pic:cNvPr id="0" name="a7e74258e10b343c.png"/>
+                          <pic:cNvPr id="0" name="1b3763e36009a933.png"/>
                           <pic:cNvPicPr/>
                         </pic:nvPicPr>
                         <pic:blipFill>
@@ -1791,7 +1791,7 @@
                 <w:color w:val="1A1A1A"/>
                 <w:sz w:val="22"/>
               </w:rPr>
-              <w:t>A.  7</w:t>
+              <w:t>A.  10</w:t>
             </w:r>
           </w:p>
           <w:p>
@@ -1816,7 +1816,7 @@
                 <w:color w:val="1A1A1A"/>
                 <w:sz w:val="22"/>
               </w:rPr>
-              <w:t>B.  49</w:t>
+              <w:t>B.  100</w:t>
             </w:r>
           </w:p>
           <w:p>
@@ -1841,7 +1841,7 @@
                 <w:color w:val="1A1A1A"/>
                 <w:sz w:val="22"/>
               </w:rPr>
-              <w:t>C.  24.5</w:t>
+              <w:t>C.  50</w:t>
             </w:r>
           </w:p>
           <w:p>
@@ -1866,7 +1866,7 @@
                 <w:color w:val="1A1A1A"/>
                 <w:sz w:val="22"/>
               </w:rPr>
-              <w:t>D.  10</w:t>
+              <w:t>D.  14</w:t>
             </w:r>
           </w:p>
           <w:p>
@@ -2263,7 +2263,7 @@
             <w:r>
               <w:drawing>
                 <wp:inline xmlns:a="http://schemas.openxmlformats.org/drawingml/2006/main" xmlns:pic="http://schemas.openxmlformats.org/drawingml/2006/picture">
-                  <wp:extent cx="573024" cy="204216"/>
+                  <wp:extent cx="655320" cy="204216"/>
                   <wp:docPr id="24" name="Picture 24"/>
                   <wp:cNvGraphicFramePr>
                     <a:graphicFrameLocks noChangeAspect="1"/>
@@ -2272,7 +2272,7 @@
                     <a:graphicData uri="http://schemas.openxmlformats.org/drawingml/2006/picture">
                       <pic:pic>
                         <pic:nvPicPr>
-                          <pic:cNvPr id="0" name="422a2a5fd33e8e32.png"/>
+                          <pic:cNvPr id="0" name="f0711f828138c6b1.png"/>
                           <pic:cNvPicPr/>
                         </pic:nvPicPr>
                         <pic:blipFill>
@@ -2284,7 +2284,7 @@
                         <pic:spPr>
                           <a:xfrm>
                             <a:off x="0" y="0"/>
-                            <a:ext cx="573024" cy="204216"/>
+                            <a:ext cx="655320" cy="204216"/>
                           </a:xfrm>
                           <a:prstGeom prst="rect"/>
                         </pic:spPr>

--- a/a7/build/out/u4/A7 4.05  Question Bank - Additional.docx
+++ b/a7/build/out/u4/A7 4.05  Question Bank - Additional.docx
@@ -1651,7 +1651,7 @@
                 <w:color w:val="1A1A1A"/>
                 <w:sz w:val="22"/>
               </w:rPr>
-              <w:t>.  His answer happens to be wrong by a small amount. Evaluate the expression correctly, and explain why his method cannot be trusted even when it lands close.</w:t>
+              <w:t>.  Evaluate the expression correctly, and explain in one sentence what the radical bar does that his method ignores.</w:t>
             </w:r>
           </w:p>
           <w:p>

--- a/a7/build/out/u4/A7 4.05  Question Bank - Additional.docx
+++ b/a7/build/out/u4/A7 4.05  Question Bank - Additional.docx
@@ -1791,7 +1791,7 @@
                 <w:color w:val="1A1A1A"/>
                 <w:sz w:val="22"/>
               </w:rPr>
-              <w:t>A.  10</w:t>
+              <w:t>A.  14</w:t>
             </w:r>
           </w:p>
           <w:p>
@@ -1816,7 +1816,7 @@
                 <w:color w:val="1A1A1A"/>
                 <w:sz w:val="22"/>
               </w:rPr>
-              <w:t>B.  100</w:t>
+              <w:t>B.  10</w:t>
             </w:r>
           </w:p>
           <w:p>
@@ -1841,7 +1841,7 @@
                 <w:color w:val="1A1A1A"/>
                 <w:sz w:val="22"/>
               </w:rPr>
-              <w:t>C.  50</w:t>
+              <w:t>C.  100</w:t>
             </w:r>
           </w:p>
           <w:p>
@@ -1866,7 +1866,7 @@
                 <w:color w:val="1A1A1A"/>
                 <w:sz w:val="22"/>
               </w:rPr>
-              <w:t>D.  14</w:t>
+              <w:t>D.  50</w:t>
             </w:r>
           </w:p>
           <w:p>
@@ -1968,7 +1968,7 @@
             <w:r>
               <w:drawing>
                 <wp:inline xmlns:a="http://schemas.openxmlformats.org/drawingml/2006/main" xmlns:pic="http://schemas.openxmlformats.org/drawingml/2006/picture">
-                  <wp:extent cx="344424" cy="204216"/>
+                  <wp:extent cx="655320" cy="204216"/>
                   <wp:docPr id="19" name="Picture 19"/>
                   <wp:cNvGraphicFramePr>
                     <a:graphicFrameLocks noChangeAspect="1"/>
@@ -1977,7 +1977,7 @@
                     <a:graphicData uri="http://schemas.openxmlformats.org/drawingml/2006/picture">
                       <pic:pic>
                         <pic:nvPicPr>
-                          <pic:cNvPr id="0" name="236cc3e748e562cc.png"/>
+                          <pic:cNvPr id="0" name="f0711f828138c6b1.png"/>
                           <pic:cNvPicPr/>
                         </pic:nvPicPr>
                         <pic:blipFill>
@@ -1989,7 +1989,7 @@
                         <pic:spPr>
                           <a:xfrm>
                             <a:off x="0" y="0"/>
-                            <a:ext cx="344424" cy="204216"/>
+                            <a:ext cx="655320" cy="204216"/>
                           </a:xfrm>
                           <a:prstGeom prst="rect"/>
                         </pic:spPr>
@@ -2086,7 +2086,7 @@
             <w:r>
               <w:drawing>
                 <wp:inline xmlns:a="http://schemas.openxmlformats.org/drawingml/2006/main" xmlns:pic="http://schemas.openxmlformats.org/drawingml/2006/picture">
-                  <wp:extent cx="573024" cy="204216"/>
+                  <wp:extent cx="457200" cy="204216"/>
                   <wp:docPr id="21" name="Picture 21"/>
                   <wp:cNvGraphicFramePr>
                     <a:graphicFrameLocks noChangeAspect="1"/>
@@ -2095,7 +2095,7 @@
                     <a:graphicData uri="http://schemas.openxmlformats.org/drawingml/2006/picture">
                       <pic:pic>
                         <pic:nvPicPr>
-                          <pic:cNvPr id="0" name="eade667298bd12a4.png"/>
+                          <pic:cNvPr id="0" name="1b42626a9b866643.png"/>
                           <pic:cNvPicPr/>
                         </pic:nvPicPr>
                         <pic:blipFill>
@@ -2107,7 +2107,7 @@
                         <pic:spPr>
                           <a:xfrm>
                             <a:off x="0" y="0"/>
-                            <a:ext cx="573024" cy="204216"/>
+                            <a:ext cx="457200" cy="204216"/>
                           </a:xfrm>
                           <a:prstGeom prst="rect"/>
                         </pic:spPr>
@@ -2145,7 +2145,7 @@
             <w:r>
               <w:drawing>
                 <wp:inline xmlns:a="http://schemas.openxmlformats.org/drawingml/2006/main" xmlns:pic="http://schemas.openxmlformats.org/drawingml/2006/picture">
-                  <wp:extent cx="655320" cy="204216"/>
+                  <wp:extent cx="344424" cy="204216"/>
                   <wp:docPr id="22" name="Picture 22"/>
                   <wp:cNvGraphicFramePr>
                     <a:graphicFrameLocks noChangeAspect="1"/>
@@ -2154,7 +2154,7 @@
                     <a:graphicData uri="http://schemas.openxmlformats.org/drawingml/2006/picture">
                       <pic:pic>
                         <pic:nvPicPr>
-                          <pic:cNvPr id="0" name="b01acf8ee5cf4dd6.png"/>
+                          <pic:cNvPr id="0" name="236cc3e748e562cc.png"/>
                           <pic:cNvPicPr/>
                         </pic:nvPicPr>
                         <pic:blipFill>
@@ -2166,7 +2166,7 @@
                         <pic:spPr>
                           <a:xfrm>
                             <a:off x="0" y="0"/>
-                            <a:ext cx="655320" cy="204216"/>
+                            <a:ext cx="344424" cy="204216"/>
                           </a:xfrm>
                           <a:prstGeom prst="rect"/>
                         </pic:spPr>
@@ -2204,7 +2204,7 @@
             <w:r>
               <w:drawing>
                 <wp:inline xmlns:a="http://schemas.openxmlformats.org/drawingml/2006/main" xmlns:pic="http://schemas.openxmlformats.org/drawingml/2006/picture">
-                  <wp:extent cx="457200" cy="204216"/>
+                  <wp:extent cx="573024" cy="204216"/>
                   <wp:docPr id="23" name="Picture 23"/>
                   <wp:cNvGraphicFramePr>
                     <a:graphicFrameLocks noChangeAspect="1"/>
@@ -2213,7 +2213,7 @@
                     <a:graphicData uri="http://schemas.openxmlformats.org/drawingml/2006/picture">
                       <pic:pic>
                         <pic:nvPicPr>
-                          <pic:cNvPr id="0" name="1b42626a9b866643.png"/>
+                          <pic:cNvPr id="0" name="eade667298bd12a4.png"/>
                           <pic:cNvPicPr/>
                         </pic:nvPicPr>
                         <pic:blipFill>
@@ -2225,7 +2225,7 @@
                         <pic:spPr>
                           <a:xfrm>
                             <a:off x="0" y="0"/>
-                            <a:ext cx="457200" cy="204216"/>
+                            <a:ext cx="573024" cy="204216"/>
                           </a:xfrm>
                           <a:prstGeom prst="rect"/>
                         </pic:spPr>
@@ -2272,7 +2272,7 @@
                     <a:graphicData uri="http://schemas.openxmlformats.org/drawingml/2006/picture">
                       <pic:pic>
                         <pic:nvPicPr>
-                          <pic:cNvPr id="0" name="f0711f828138c6b1.png"/>
+                          <pic:cNvPr id="0" name="b01acf8ee5cf4dd6.png"/>
                           <pic:cNvPicPr/>
                         </pic:nvPicPr>
                         <pic:blipFill>
